--- a/siloe_garcez_engenheiro_software.docx
+++ b/siloe_garcez_engenheiro_software.docx
@@ -191,7 +191,7 @@
         <w:t xml:space="preserve"> </w:t>
       </w:r>
       <w:r>
-        <w:t xml:space="preserve">SQS, RabbitMQ</w:t>
+        <w:t xml:space="preserve">SQS, RabbitMQ, Kafka</w:t>
       </w:r>
     </w:p>
     <w:p>
@@ -335,7 +335,7 @@
           <w:b/>
           <w:bCs/>
         </w:rPr>
-        <w:t xml:space="preserve">Desenvolvedor Backend Sênior (Jan 2025 - Presente)</w:t>
+        <w:t xml:space="preserve">Engenheiro de Software Backend Sênior (Jan 2025 - Presente)</w:t>
       </w:r>
     </w:p>
     <w:p>
@@ -514,7 +514,7 @@
           <w:b/>
           <w:bCs/>
         </w:rPr>
-        <w:t xml:space="preserve">Desenvolvedor Backend Pleno (Jan 2022 - Dez 2024)</w:t>
+        <w:t xml:space="preserve">Engenheiro de Software Backend Pleno (Jan 2022 - Dez 2024)</w:t>
       </w:r>
     </w:p>
     <w:p>
@@ -640,7 +640,7 @@
           <w:b/>
           <w:bCs/>
         </w:rPr>
-        <w:t xml:space="preserve">Desenvolvedor Backend Júnior (Mar 2021 - Dez 2021)</w:t>
+        <w:t xml:space="preserve">Engenheiro de Software Backend Júnior (Mar 2021 - Dez 2021)</w:t>
       </w:r>
     </w:p>
     <w:p>

--- a/siloe_garcez_engenheiro_software.docx
+++ b/siloe_garcez_engenheiro_software.docx
@@ -62,7 +62,7 @@
           <w:rPr>
             <w:rStyle w:val="Hyperlink"/>
           </w:rPr>
-          <w:t xml:space="preserve">+55 61 9 8257-5487</w:t>
+          <w:t xml:space="preserve">+55 61 98257-5487</w:t>
         </w:r>
       </w:hyperlink>
       <w:r>
@@ -147,7 +147,7 @@
         <w:t xml:space="preserve"> </w:t>
       </w:r>
       <w:r>
-        <w:t xml:space="preserve">Go/Golang, Python, JavaScript, TypeScript</w:t>
+        <w:t xml:space="preserve">Go, Python, JavaScript, TypeScript</w:t>
       </w:r>
     </w:p>
     <w:p>
@@ -163,13 +163,13 @@
           <w:b/>
           <w:bCs/>
         </w:rPr>
-        <w:t xml:space="preserve">Banco de dados:</w:t>
-      </w:r>
-      <w:r>
-        <w:t xml:space="preserve"> </w:t>
-      </w:r>
-      <w:r>
-        <w:t xml:space="preserve">PostgreSQL, MySQL, MariaDB, MongoDB, Redis</w:t>
+        <w:t xml:space="preserve">Frameworks e Bibliotecas:</w:t>
+      </w:r>
+      <w:r>
+        <w:t xml:space="preserve"> </w:t>
+      </w:r>
+      <w:r>
+        <w:t xml:space="preserve">Fiber, Gin, FastAPI, Flask, SQLAlchemy, Express</w:t>
       </w:r>
     </w:p>
     <w:p>
@@ -185,13 +185,13 @@
           <w:b/>
           <w:bCs/>
         </w:rPr>
-        <w:t xml:space="preserve">Mensageria:</w:t>
-      </w:r>
-      <w:r>
-        <w:t xml:space="preserve"> </w:t>
-      </w:r>
-      <w:r>
-        <w:t xml:space="preserve">SQS, RabbitMQ, Kafka</w:t>
+        <w:t xml:space="preserve">Banco de dados:</w:t>
+      </w:r>
+      <w:r>
+        <w:t xml:space="preserve"> </w:t>
+      </w:r>
+      <w:r>
+        <w:t xml:space="preserve">PostgreSQL, MySQL, MariaDB, MongoDB, Redis</w:t>
       </w:r>
     </w:p>
     <w:p>
@@ -207,13 +207,13 @@
           <w:b/>
           <w:bCs/>
         </w:rPr>
-        <w:t xml:space="preserve">Cloud:</w:t>
-      </w:r>
-      <w:r>
-        <w:t xml:space="preserve"> </w:t>
-      </w:r>
-      <w:r>
-        <w:t xml:space="preserve">AWS (ECS, EC2, RDS, S3, ALB, WAF, CodeDeploy, CloudFront, EventBridge), Docker, CI/CD</w:t>
+        <w:t xml:space="preserve">Mensageria e Streaming:</w:t>
+      </w:r>
+      <w:r>
+        <w:t xml:space="preserve"> </w:t>
+      </w:r>
+      <w:r>
+        <w:t xml:space="preserve">AWS SQS, RabbitMQ, Apache Kafka</w:t>
       </w:r>
     </w:p>
     <w:p>
@@ -229,13 +229,13 @@
           <w:b/>
           <w:bCs/>
         </w:rPr>
-        <w:t xml:space="preserve">Ferramentas:</w:t>
-      </w:r>
-      <w:r>
-        <w:t xml:space="preserve"> </w:t>
-      </w:r>
-      <w:r>
-        <w:t xml:space="preserve">Linux, Git, GitHub, GitLab, Postman, DBeaver</w:t>
+        <w:t xml:space="preserve">Cloud e Infra:</w:t>
+      </w:r>
+      <w:r>
+        <w:t xml:space="preserve"> </w:t>
+      </w:r>
+      <w:r>
+        <w:t xml:space="preserve">AWS (ECS, EC2, RDS, S3, ALB, WAF, CloudFront, EventBridge), Docker</w:t>
       </w:r>
     </w:p>
     <w:p>
@@ -251,13 +251,13 @@
           <w:b/>
           <w:bCs/>
         </w:rPr>
-        <w:t xml:space="preserve">Frameworks:</w:t>
-      </w:r>
-      <w:r>
-        <w:t xml:space="preserve"> </w:t>
-      </w:r>
-      <w:r>
-        <w:t xml:space="preserve">Gin, Echo, Fiber, GORM, FastAPI, Flask, SQLAlchemy, Express</w:t>
+        <w:t xml:space="preserve">CI/CD:</w:t>
+      </w:r>
+      <w:r>
+        <w:t xml:space="preserve"> </w:t>
+      </w:r>
+      <w:r>
+        <w:t xml:space="preserve">GitHub Actions, AWS CodeDeploy</w:t>
       </w:r>
     </w:p>
     <w:p>
@@ -273,13 +273,13 @@
           <w:b/>
           <w:bCs/>
         </w:rPr>
-        <w:t xml:space="preserve">Testes:</w:t>
-      </w:r>
-      <w:r>
-        <w:t xml:space="preserve"> </w:t>
-      </w:r>
-      <w:r>
-        <w:t xml:space="preserve">Pytest, Testify, Testcontainers, GoMock</w:t>
+        <w:t xml:space="preserve">Ferramentas:</w:t>
+      </w:r>
+      <w:r>
+        <w:t xml:space="preserve"> </w:t>
+      </w:r>
+      <w:r>
+        <w:t xml:space="preserve">Linux, Git, GitHub, GitLab, Postman, DBeaver</w:t>
       </w:r>
     </w:p>
     <w:p>
@@ -295,13 +295,57 @@
           <w:b/>
           <w:bCs/>
         </w:rPr>
+        <w:t xml:space="preserve">Aquitetura e Design:</w:t>
+      </w:r>
+      <w:r>
+        <w:t xml:space="preserve"> </w:t>
+      </w:r>
+      <w:r>
+        <w:t xml:space="preserve">Monólitico, Microsserviços, Serverless, Multi-tenant</w:t>
+      </w:r>
+    </w:p>
+    <w:p>
+      <w:pPr>
+        <w:pStyle w:val="Compact"/>
+        <w:numPr>
+          <w:ilvl w:val="0"/>
+          <w:numId w:val="1001"/>
+        </w:numPr>
+      </w:pPr>
+      <w:r>
+        <w:rPr>
+          <w:b/>
+          <w:bCs/>
+        </w:rPr>
+        <w:t xml:space="preserve">Testes:</w:t>
+      </w:r>
+      <w:r>
+        <w:t xml:space="preserve"> </w:t>
+      </w:r>
+      <w:r>
+        <w:t xml:space="preserve">Pytest, Testify, Testcontainers</w:t>
+      </w:r>
+    </w:p>
+    <w:p>
+      <w:pPr>
+        <w:pStyle w:val="Compact"/>
+        <w:numPr>
+          <w:ilvl w:val="0"/>
+          <w:numId w:val="1001"/>
+        </w:numPr>
+      </w:pPr>
+      <w:r>
+        <w:rPr>
+          <w:b/>
+          <w:bCs/>
+        </w:rPr>
         <w:t xml:space="preserve">Boas Práticas:</w:t>
       </w:r>
       <w:r>
         <w:t xml:space="preserve"> </w:t>
       </w:r>
       <w:r>
-        <w:t xml:space="preserve">Clean Code, Clean Architecture, Arquitetura Hexagonal, DDD, TDD, SOLID</w:t>
+        <w:t xml:space="preserve">Clean Architecture, Arquitetura Hexagonal, Arquitetura em Camadas, DDD, TDD, SOLID</w:t>
       </w:r>
     </w:p>
     <w:bookmarkEnd w:id="26"/>
@@ -604,7 +648,7 @@
         <w:t xml:space="preserve"> </w:t>
       </w:r>
       <w:r>
-        <w:t xml:space="preserve">Automação de Processos, DevOps, CI/CD, Microsserviços.</w:t>
+        <w:t xml:space="preserve">Automação de Processos, DevOps, CI/CD, Microserviços.</w:t>
       </w:r>
     </w:p>
     <w:p>
@@ -813,7 +857,7 @@
         <w:t xml:space="preserve"> </w:t>
       </w:r>
       <w:r>
-        <w:t xml:space="preserve">Avançado (Apto à comunicação fluente, leitura e escrita técnica)</w:t>
+        <w:t xml:space="preserve">Avançado (comunicação fluente, leitura e escrita técnica)</w:t>
       </w:r>
     </w:p>
     <w:bookmarkEnd w:id="30"/>

--- a/siloe_garcez_engenheiro_software.docx
+++ b/siloe_garcez_engenheiro_software.docx
@@ -648,7 +648,7 @@
         <w:t xml:space="preserve"> </w:t>
       </w:r>
       <w:r>
-        <w:t xml:space="preserve">Automação de Processos, DevOps, CI/CD, Microserviços.</w:t>
+        <w:t xml:space="preserve">Automação de Processos, DevOps, CI/CD, Microsserviços.</w:t>
       </w:r>
     </w:p>
     <w:p>
